--- a/notes/smokingvariables_jan26release.docx
+++ b/notes/smokingvariables_jan26release.docx
@@ -734,10 +734,12 @@
       </w:r>
     </w:p>
     <w:p>
+      <w:bookmarkStart w:id="0" w:name="_GoBack"/>
       <w:r>
         <w:t>SMOKE_VAPE_TYPE_2_M</w:t>
       </w:r>
     </w:p>
+    <w:bookmarkEnd w:id="0"/>
     <w:p>
       <w:r>
         <w:t xml:space="preserve">What </w:t>
@@ -888,7 +890,6 @@
           <w:lang w:eastAsia="en-GB"/>
         </w:rPr>
       </w:pPr>
-      <w:bookmarkStart w:id="0" w:name="_GoBack"/>
       <w:r>
         <w:rPr>
           <w:rFonts w:eastAsia="Times New Roman" w:cstheme="minorHAnsi"/>
@@ -900,7 +901,6 @@
         <w:t>Detecting and Correcting Start/Stop Reversals</w:t>
       </w:r>
     </w:p>
-    <w:bookmarkEnd w:id="0"/>
     <w:p>
       <w:pPr>
         <w:spacing w:before="100" w:beforeAutospacing="1" w:after="100" w:afterAutospacing="1" w:line="240" w:lineRule="auto"/>
@@ -1818,6 +1818,14 @@
           <w:szCs w:val="24"/>
         </w:rPr>
       </w:pPr>
+      <w:r>
+        <w:rPr>
+          <w:rFonts w:cstheme="minorHAnsi"/>
+          <w:sz w:val="24"/>
+          <w:szCs w:val="24"/>
+        </w:rPr>
+        <w:t>With current settings 283 are reversed and none additional are flagged as implausible.</w:t>
+      </w:r>
     </w:p>
     <w:p>
       <w:pPr>
